--- a/OPD/Labs/Lab2/Lab2_OPD.docx
+++ b/OPD/Labs/Lab2/Lab2_OPD.docx
@@ -4777,16 +4777,7 @@
                   <w:szCs w:val="28"/>
                   <w:lang w:val="en-US"/>
                 </w:rPr>
-                <m:t>1</m:t>
-              </m:r>
-              <m:r>
-                <w:rPr>
-                  <w:rFonts w:ascii="Cambria Math" w:hAnsi="Cambria Math" w:cs="Times New Roman"/>
-                  <w:sz w:val="28"/>
-                  <w:szCs w:val="28"/>
-                  <w:lang w:val="en-US"/>
-                </w:rPr>
-                <m:t>5</m:t>
+                <m:t>15</m:t>
               </m:r>
             </m:sup>
           </m:sSup>
@@ -4800,7 +4791,19 @@
               <w:szCs w:val="28"/>
               <w:lang w:val="en-US"/>
             </w:rPr>
-            <m:t>-1</m:t>
+            <m:t>-</m:t>
+          </m:r>
+          <m:r>
+            <m:rPr>
+              <m:sty m:val="p"/>
+            </m:rPr>
+            <w:rPr>
+              <w:rFonts w:ascii="Cambria Math" w:hAnsi="Times New Roman" w:cs="Times New Roman"/>
+              <w:sz w:val="28"/>
+              <w:szCs w:val="28"/>
+              <w:lang w:val="en-US"/>
+            </w:rPr>
+            <m:t>1</m:t>
           </m:r>
           <m:r>
             <m:rPr>
@@ -5390,6 +5393,7 @@
           <w:iCs/>
           <w:sz w:val="28"/>
           <w:szCs w:val="28"/>
+          <w:lang w:val="en-US"/>
         </w:rPr>
         <w:t>≤A≤2</w:t>
       </w:r>
@@ -5409,6 +5413,7 @@
           <w:iCs/>
           <w:sz w:val="28"/>
           <w:szCs w:val="28"/>
+          <w:lang w:val="en-US"/>
         </w:rPr>
         <w:t>15−1</w:t>
       </w:r>
@@ -5440,6 +5445,7 @@
           <w:iCs/>
           <w:sz w:val="28"/>
           <w:szCs w:val="28"/>
+          <w:lang w:val="en-US"/>
         </w:rPr>
         <w:t>≤B≤2</w:t>
       </w:r>
@@ -5459,6 +5465,7 @@
           <w:iCs/>
           <w:sz w:val="28"/>
           <w:szCs w:val="28"/>
+          <w:lang w:val="en-US"/>
         </w:rPr>
         <w:t>15−1</w:t>
       </w:r>
@@ -5493,17 +5500,7 @@
           <w:szCs w:val="28"/>
           <w:lang w:val="en-US"/>
         </w:rPr>
-        <w:t>3</w:t>
-      </w:r>
-      <w:r>
-        <w:rPr>
-          <w:rFonts w:ascii="Cambria Math" w:hAnsi="Cambria Math" w:cs="Times New Roman"/>
-          <w:iCs/>
-          <w:sz w:val="28"/>
-          <w:szCs w:val="28"/>
-          <w:lang w:val="en-US"/>
-        </w:rPr>
-        <w:t>.</w:t>
+        <w:t>3.</w:t>
       </w:r>
       <w:r>
         <w:rPr>
@@ -5521,6 +5518,7 @@
           <w:iCs/>
           <w:sz w:val="28"/>
           <w:szCs w:val="28"/>
+          <w:lang w:val="en-US"/>
         </w:rPr>
         <w:t>−2</w:t>
       </w:r>
@@ -5540,6 +5538,7 @@
           <w:iCs/>
           <w:sz w:val="28"/>
           <w:szCs w:val="28"/>
+          <w:lang w:val="en-US"/>
         </w:rPr>
         <w:t>15≤A≤</w:t>
       </w:r>
@@ -5571,6 +5570,7 @@
           <w:iCs/>
           <w:sz w:val="28"/>
           <w:szCs w:val="28"/>
+          <w:lang w:val="en-US"/>
         </w:rPr>
         <w:t>−2</w:t>
       </w:r>
@@ -5590,6 +5590,7 @@
           <w:iCs/>
           <w:sz w:val="28"/>
           <w:szCs w:val="28"/>
+          <w:lang w:val="en-US"/>
         </w:rPr>
         <w:t>15≤B≤</w:t>
       </w:r>
@@ -13499,7 +13500,6 @@
     </w:p>
     <w:p>
       <w:pPr>
-        <w:ind w:left="708"/>
         <w:rPr>
           <w:lang w:eastAsia="ru-RU"/>
         </w:rPr>
@@ -17259,6 +17259,7 @@
   <w:style w:type="character" w:default="1" w:styleId="DefaultParagraphFont">
     <w:name w:val="Default Paragraph Font"/>
     <w:uiPriority w:val="1"/>
+    <w:semiHidden/>
     <w:unhideWhenUsed/>
   </w:style>
   <w:style w:type="table" w:default="1" w:styleId="TableNormal">
